--- a/traveler_template.docx
+++ b/traveler_template.docx
@@ -40,46 +40,98 @@
           <w:b/>
           <w:sz w:val="24"/>
         </w:rPr>
-        <w:tab/>
+        <w:t xml:space="preserve">    </w:t>
+      </w:r>
+      <w:r>
+        <w:rPr>
+          <w:b/>
+          <w:sz w:val="24"/>
+        </w:rPr>
         <w:t>Source</w:t>
       </w:r>
+      <w:proofErr w:type="gramStart"/>
       <w:r>
         <w:rPr>
           <w:b/>
           <w:sz w:val="24"/>
           <w:u w:val="single"/>
         </w:rPr>
-        <w:t xml:space="preserve">   {{ source }}   </w:t>
-      </w:r>
-      <w:r>
-        <w:rPr>
-          <w:b/>
-          <w:sz w:val="24"/>
-        </w:rPr>
-        <w:t xml:space="preserve">  </w:t>
-      </w:r>
-      <w:r>
-        <w:rPr>
-          <w:b/>
-          <w:sz w:val="24"/>
-        </w:rPr>
-        <w:tab/>
-      </w:r>
-      <w:r>
-        <w:rPr>
-          <w:b/>
-          <w:sz w:val="24"/>
-        </w:rPr>
-        <w:tab/>
+        <w:t xml:space="preserve">   </w:t>
+      </w:r>
+      <w:r>
+        <w:rPr>
+          <w:b/>
+          <w:szCs w:val="21"/>
+          <w:u w:val="single"/>
+        </w:rPr>
+        <w:t>{{ source</w:t>
+      </w:r>
+      <w:proofErr w:type="gramEnd"/>
+      <w:r>
+        <w:rPr>
+          <w:b/>
+          <w:szCs w:val="21"/>
+          <w:u w:val="single"/>
+        </w:rPr>
+        <w:t xml:space="preserve"> </w:t>
+      </w:r>
+      <w:proofErr w:type="gramStart"/>
+      <w:r>
+        <w:rPr>
+          <w:b/>
+          <w:szCs w:val="21"/>
+          <w:u w:val="single"/>
+        </w:rPr>
+        <w:t>}}</w:t>
+      </w:r>
+      <w:r>
+        <w:rPr>
+          <w:b/>
+          <w:sz w:val="24"/>
+          <w:u w:val="single"/>
+        </w:rPr>
+        <w:t xml:space="preserve">   </w:t>
+      </w:r>
+      <w:proofErr w:type="gramEnd"/>
+      <w:r>
+        <w:rPr>
+          <w:b/>
+          <w:sz w:val="24"/>
+        </w:rPr>
+        <w:t xml:space="preserve">   </w:t>
+      </w:r>
+      <w:r>
+        <w:rPr>
+          <w:b/>
+          <w:sz w:val="24"/>
+        </w:rPr>
         <w:t>Detector</w:t>
       </w:r>
+      <w:proofErr w:type="gramStart"/>
       <w:r>
         <w:rPr>
           <w:b/>
           <w:sz w:val="24"/>
           <w:u w:val="single"/>
         </w:rPr>
-        <w:t xml:space="preserve">   {{ detector }}</w:t>
+        <w:t xml:space="preserve">   </w:t>
+      </w:r>
+      <w:r>
+        <w:rPr>
+          <w:b/>
+          <w:szCs w:val="21"/>
+          <w:u w:val="single"/>
+        </w:rPr>
+        <w:t>{{ detector</w:t>
+      </w:r>
+      <w:proofErr w:type="gramEnd"/>
+      <w:r>
+        <w:rPr>
+          <w:b/>
+          <w:szCs w:val="21"/>
+          <w:u w:val="single"/>
+        </w:rPr>
+        <w:t xml:space="preserve"> }}</w:t>
       </w:r>
       <w:r>
         <w:rPr>
@@ -819,6 +871,7 @@
                 <w:szCs w:val="18"/>
               </w:rPr>
             </w:pPr>
+            <w:proofErr w:type="gramStart"/>
             <w:r>
               <w:rPr>
                 <w:rFonts w:ascii="Calibri" w:eastAsia="Times New Roman" w:hAnsi="Calibri" w:cs="Times New Roman"/>
@@ -836,7 +889,17 @@
                 <w:sz w:val="18"/>
                 <w:szCs w:val="18"/>
               </w:rPr>
-              <w:t>r.date</w:t>
+              <w:t>r</w:t>
+            </w:r>
+            <w:proofErr w:type="gramEnd"/>
+            <w:r>
+              <w:rPr>
+                <w:rFonts w:ascii="Calibri" w:eastAsia="Times New Roman" w:hAnsi="Calibri" w:cs="Times New Roman"/>
+                <w:color w:val="000000"/>
+                <w:sz w:val="18"/>
+                <w:szCs w:val="18"/>
+              </w:rPr>
+              <w:t>.date</w:t>
             </w:r>
             <w:proofErr w:type="spellEnd"/>
             <w:r>
@@ -907,6 +970,7 @@
                 <w:szCs w:val="20"/>
               </w:rPr>
             </w:pPr>
+            <w:proofErr w:type="gramStart"/>
             <w:r>
               <w:rPr>
                 <w:rFonts w:ascii="Calibri" w:eastAsia="Times New Roman" w:hAnsi="Calibri" w:cs="Times New Roman"/>
@@ -924,7 +988,17 @@
                 <w:sz w:val="20"/>
                 <w:szCs w:val="20"/>
               </w:rPr>
-              <w:t>r.wavelength</w:t>
+              <w:t>r</w:t>
+            </w:r>
+            <w:proofErr w:type="gramEnd"/>
+            <w:r>
+              <w:rPr>
+                <w:rFonts w:ascii="Calibri" w:eastAsia="Times New Roman" w:hAnsi="Calibri" w:cs="Times New Roman"/>
+                <w:color w:val="000000"/>
+                <w:sz w:val="20"/>
+                <w:szCs w:val="20"/>
+              </w:rPr>
+              <w:t>.wavelength</w:t>
             </w:r>
             <w:proofErr w:type="spellEnd"/>
             <w:r>
@@ -961,6 +1035,7 @@
                 <w:szCs w:val="20"/>
               </w:rPr>
             </w:pPr>
+            <w:proofErr w:type="gramStart"/>
             <w:r>
               <w:rPr>
                 <w:rFonts w:ascii="Calibri" w:eastAsia="Times New Roman" w:hAnsi="Calibri" w:cs="Times New Roman"/>
@@ -978,7 +1053,17 @@
                 <w:sz w:val="20"/>
                 <w:szCs w:val="20"/>
               </w:rPr>
-              <w:t>r.serial</w:t>
+              <w:t>r</w:t>
+            </w:r>
+            <w:proofErr w:type="gramEnd"/>
+            <w:r>
+              <w:rPr>
+                <w:rFonts w:ascii="Calibri" w:eastAsia="Times New Roman" w:hAnsi="Calibri" w:cs="Times New Roman"/>
+                <w:color w:val="000000"/>
+                <w:sz w:val="20"/>
+                <w:szCs w:val="20"/>
+              </w:rPr>
+              <w:t>.serial</w:t>
             </w:r>
             <w:proofErr w:type="spellEnd"/>
             <w:r>
@@ -1015,6 +1100,7 @@
                 <w:szCs w:val="20"/>
               </w:rPr>
             </w:pPr>
+            <w:proofErr w:type="gramStart"/>
             <w:r>
               <w:rPr>
                 <w:rFonts w:ascii="Calibri" w:eastAsia="Times New Roman" w:hAnsi="Calibri" w:cs="Times New Roman"/>
@@ -1032,7 +1118,17 @@
                 <w:sz w:val="20"/>
                 <w:szCs w:val="20"/>
               </w:rPr>
-              <w:t>r.loss</w:t>
+              <w:t>r</w:t>
+            </w:r>
+            <w:proofErr w:type="gramEnd"/>
+            <w:r>
+              <w:rPr>
+                <w:rFonts w:ascii="Calibri" w:eastAsia="Times New Roman" w:hAnsi="Calibri" w:cs="Times New Roman"/>
+                <w:color w:val="000000"/>
+                <w:sz w:val="20"/>
+                <w:szCs w:val="20"/>
+              </w:rPr>
+              <w:t>.loss</w:t>
             </w:r>
             <w:proofErr w:type="spellEnd"/>
             <w:r>
@@ -1069,6 +1165,7 @@
                 <w:szCs w:val="20"/>
               </w:rPr>
             </w:pPr>
+            <w:proofErr w:type="gramStart"/>
             <w:r>
               <w:rPr>
                 <w:rFonts w:ascii="Calibri" w:eastAsia="Times New Roman" w:hAnsi="Calibri" w:cs="Times New Roman"/>
@@ -1086,7 +1183,27 @@
                 <w:sz w:val="20"/>
                 <w:szCs w:val="20"/>
               </w:rPr>
-              <w:t>r.depth</w:t>
+              <w:t>r</w:t>
+            </w:r>
+            <w:proofErr w:type="gramEnd"/>
+            <w:r>
+              <w:rPr>
+                <w:rFonts w:ascii="Calibri" w:eastAsia="Times New Roman" w:hAnsi="Calibri" w:cs="Times New Roman"/>
+                <w:color w:val="000000"/>
+                <w:sz w:val="20"/>
+                <w:szCs w:val="20"/>
+              </w:rPr>
+              <w:t>.</w:t>
+            </w:r>
+            <w:proofErr w:type="gramStart"/>
+            <w:r>
+              <w:rPr>
+                <w:rFonts w:ascii="Calibri" w:eastAsia="Times New Roman" w:hAnsi="Calibri" w:cs="Times New Roman"/>
+                <w:color w:val="000000"/>
+                <w:sz w:val="20"/>
+                <w:szCs w:val="20"/>
+              </w:rPr>
+              <w:t>depth</w:t>
             </w:r>
             <w:proofErr w:type="spellEnd"/>
             <w:r>
@@ -1096,7 +1213,17 @@
                 <w:sz w:val="20"/>
                 <w:szCs w:val="20"/>
               </w:rPr>
-              <w:t xml:space="preserve"> }} </w:t>
+              <w:t xml:space="preserve"> }</w:t>
+            </w:r>
+            <w:proofErr w:type="gramEnd"/>
+            <w:r>
+              <w:rPr>
+                <w:rFonts w:ascii="Calibri" w:eastAsia="Times New Roman" w:hAnsi="Calibri" w:cs="Times New Roman"/>
+                <w:color w:val="000000"/>
+                <w:sz w:val="20"/>
+                <w:szCs w:val="20"/>
+              </w:rPr>
+              <w:t>} </w:t>
             </w:r>
           </w:p>
         </w:tc>
@@ -1123,6 +1250,7 @@
                 <w:szCs w:val="20"/>
               </w:rPr>
             </w:pPr>
+            <w:proofErr w:type="gramStart"/>
             <w:r>
               <w:rPr>
                 <w:rFonts w:ascii="Calibri" w:eastAsia="Times New Roman" w:hAnsi="Calibri" w:cs="Times New Roman"/>
@@ -1140,7 +1268,17 @@
                 <w:sz w:val="20"/>
                 <w:szCs w:val="20"/>
               </w:rPr>
-              <w:t>r.width</w:t>
+              <w:t>r</w:t>
+            </w:r>
+            <w:proofErr w:type="gramEnd"/>
+            <w:r>
+              <w:rPr>
+                <w:rFonts w:ascii="Calibri" w:eastAsia="Times New Roman" w:hAnsi="Calibri" w:cs="Times New Roman"/>
+                <w:color w:val="000000"/>
+                <w:sz w:val="20"/>
+                <w:szCs w:val="20"/>
+              </w:rPr>
+              <w:t>.width</w:t>
             </w:r>
             <w:proofErr w:type="spellEnd"/>
             <w:r>
@@ -1178,6 +1316,7 @@
                 <w:szCs w:val="20"/>
               </w:rPr>
             </w:pPr>
+            <w:proofErr w:type="gramStart"/>
             <w:r>
               <w:rPr>
                 <w:rFonts w:ascii="Calibri" w:eastAsia="Times New Roman" w:hAnsi="Calibri" w:cs="Times New Roman"/>
@@ -1195,7 +1334,17 @@
                 <w:sz w:val="20"/>
                 <w:szCs w:val="20"/>
               </w:rPr>
-              <w:t>r.ripple</w:t>
+              <w:t>r</w:t>
+            </w:r>
+            <w:proofErr w:type="gramEnd"/>
+            <w:r>
+              <w:rPr>
+                <w:rFonts w:ascii="Calibri" w:eastAsia="Times New Roman" w:hAnsi="Calibri" w:cs="Times New Roman"/>
+                <w:color w:val="000000"/>
+                <w:sz w:val="20"/>
+                <w:szCs w:val="20"/>
+              </w:rPr>
+              <w:t>.ripple</w:t>
             </w:r>
             <w:proofErr w:type="spellEnd"/>
             <w:r>
@@ -1230,6 +1379,7 @@
                 <w:szCs w:val="20"/>
               </w:rPr>
             </w:pPr>
+            <w:proofErr w:type="gramStart"/>
             <w:r>
               <w:rPr>
                 <w:rFonts w:ascii="Calibri" w:eastAsia="Times New Roman" w:hAnsi="Calibri" w:cs="Times New Roman"/>
@@ -1247,7 +1397,17 @@
                 <w:sz w:val="20"/>
                 <w:szCs w:val="20"/>
               </w:rPr>
-              <w:t>r.temperature</w:t>
+              <w:t>r</w:t>
+            </w:r>
+            <w:proofErr w:type="gramEnd"/>
+            <w:r>
+              <w:rPr>
+                <w:rFonts w:ascii="Calibri" w:eastAsia="Times New Roman" w:hAnsi="Calibri" w:cs="Times New Roman"/>
+                <w:color w:val="000000"/>
+                <w:sz w:val="20"/>
+                <w:szCs w:val="20"/>
+              </w:rPr>
+              <w:t>.temperature</w:t>
             </w:r>
             <w:proofErr w:type="spellEnd"/>
             <w:r>
